--- a/Materials/part_III_textualDescriptions/text house facade.docx
+++ b/Materials/part_III_textualDescriptions/text house facade.docx
@@ -50,15 +50,17 @@
           <w:sz w:val="27"/>
           <w:szCs w:val="27"/>
           <w:shd w:val="clear" w:color="auto" w:fill="FFFFFF"/>
-        </w:rPr>
-      </w:pPr>
-      <w:r>
-        <w:rPr>
-          <w:rFonts w:cs="Arial"/>
-          <w:color w:val="000000"/>
-          <w:sz w:val="27"/>
-          <w:szCs w:val="27"/>
-          <w:shd w:val="clear" w:color="auto" w:fill="FFFFFF"/>
+          <w:lang w:val="en-US"/>
+        </w:rPr>
+      </w:pPr>
+      <w:r>
+        <w:rPr>
+          <w:rFonts w:cs="Arial"/>
+          <w:color w:val="000000"/>
+          <w:sz w:val="27"/>
+          <w:szCs w:val="27"/>
+          <w:shd w:val="clear" w:color="auto" w:fill="FFFFFF"/>
+          <w:lang w:val="en-US"/>
         </w:rPr>
         <w:t xml:space="preserve">Vignette 1 (Partition 3 + 6 </w:t>
       </w:r>
@@ -79,6 +81,7 @@
           <w:sz w:val="27"/>
           <w:szCs w:val="27"/>
           <w:shd w:val="clear" w:color="auto" w:fill="FFFFFF"/>
+          <w:lang w:val="en-US"/>
         </w:rPr>
         <w:t xml:space="preserve"> -0.92)</w:t>
       </w:r>
@@ -103,7 +106,7 @@
       </w:r>
       <w:r>
         <w:pict w14:anchorId="250F88B9">
-          <v:rect id="_x0000_i1031" style="width:453.6pt;height:1.5pt" o:hralign="center" o:hrstd="t" o:hrnoshade="t" o:hr="t" fillcolor="#4472c4 [3204]" stroked="f"/>
+          <v:rect id="_x0000_i1025" style="width:453.6pt;height:1.5pt" o:hralign="center" o:hrstd="t" o:hrnoshade="t" o:hr="t" fillcolor="#4472c4 [3204]" stroked="f"/>
         </w:pict>
       </w:r>
     </w:p>
@@ -130,6 +133,7 @@
       <w:pPr>
         <w:rPr>
           <w:shd w:val="clear" w:color="auto" w:fill="FFFFFF"/>
+          <w:lang w:val="en-US"/>
         </w:rPr>
       </w:pPr>
       <w:r>
@@ -139,206 +143,51 @@
         </w:rPr>
         <w:t xml:space="preserve">The surface of the new Bio-Smart facade is easily damaged and therefore requires frequent maintenance. </w:t>
       </w:r>
-      <w:proofErr w:type="spellStart"/>
-      <w:r>
-        <w:rPr>
-          <w:shd w:val="clear" w:color="auto" w:fill="FFFFFF"/>
-        </w:rPr>
-        <w:t>Despite</w:t>
-      </w:r>
-      <w:proofErr w:type="spellEnd"/>
-      <w:r>
-        <w:rPr>
-          <w:shd w:val="clear" w:color="auto" w:fill="FFFFFF"/>
-        </w:rPr>
-        <w:t xml:space="preserve"> </w:t>
-      </w:r>
-      <w:proofErr w:type="spellStart"/>
-      <w:r>
-        <w:rPr>
-          <w:shd w:val="clear" w:color="auto" w:fill="FFFFFF"/>
-        </w:rPr>
-        <w:t>its</w:t>
-      </w:r>
-      <w:proofErr w:type="spellEnd"/>
-      <w:r>
-        <w:rPr>
-          <w:shd w:val="clear" w:color="auto" w:fill="FFFFFF"/>
-        </w:rPr>
-        <w:t xml:space="preserve"> </w:t>
-      </w:r>
-      <w:proofErr w:type="spellStart"/>
-      <w:r>
-        <w:rPr>
-          <w:shd w:val="clear" w:color="auto" w:fill="FFFFFF"/>
-        </w:rPr>
-        <w:t>environmentally</w:t>
-      </w:r>
-      <w:proofErr w:type="spellEnd"/>
-      <w:r>
-        <w:rPr>
-          <w:shd w:val="clear" w:color="auto" w:fill="FFFFFF"/>
-        </w:rPr>
-        <w:t xml:space="preserve"> </w:t>
-      </w:r>
-      <w:proofErr w:type="spellStart"/>
-      <w:r>
-        <w:rPr>
-          <w:shd w:val="clear" w:color="auto" w:fill="FFFFFF"/>
-        </w:rPr>
-        <w:t>harmful</w:t>
-      </w:r>
-      <w:proofErr w:type="spellEnd"/>
-      <w:r>
-        <w:rPr>
-          <w:shd w:val="clear" w:color="auto" w:fill="FFFFFF"/>
-        </w:rPr>
-        <w:t xml:space="preserve"> </w:t>
-      </w:r>
-      <w:proofErr w:type="spellStart"/>
-      <w:r>
-        <w:rPr>
-          <w:shd w:val="clear" w:color="auto" w:fill="FFFFFF"/>
-        </w:rPr>
-        <w:t>components</w:t>
-      </w:r>
-      <w:proofErr w:type="spellEnd"/>
-      <w:r>
-        <w:rPr>
-          <w:shd w:val="clear" w:color="auto" w:fill="FFFFFF"/>
-        </w:rPr>
-        <w:t>—</w:t>
-      </w:r>
-      <w:proofErr w:type="spellStart"/>
-      <w:r>
-        <w:rPr>
-          <w:shd w:val="clear" w:color="auto" w:fill="FFFFFF"/>
-        </w:rPr>
-        <w:t>since</w:t>
-      </w:r>
-      <w:proofErr w:type="spellEnd"/>
-      <w:r>
-        <w:rPr>
-          <w:shd w:val="clear" w:color="auto" w:fill="FFFFFF"/>
-        </w:rPr>
-        <w:t xml:space="preserve"> </w:t>
-      </w:r>
-      <w:proofErr w:type="spellStart"/>
-      <w:r>
-        <w:rPr>
-          <w:shd w:val="clear" w:color="auto" w:fill="FFFFFF"/>
-        </w:rPr>
-        <w:t>it</w:t>
-      </w:r>
-      <w:proofErr w:type="spellEnd"/>
-      <w:r>
-        <w:rPr>
-          <w:shd w:val="clear" w:color="auto" w:fill="FFFFFF"/>
-        </w:rPr>
-        <w:t xml:space="preserve"> </w:t>
-      </w:r>
-      <w:proofErr w:type="spellStart"/>
-      <w:r>
-        <w:rPr>
-          <w:shd w:val="clear" w:color="auto" w:fill="FFFFFF"/>
-        </w:rPr>
-        <w:t>contains</w:t>
-      </w:r>
-      <w:proofErr w:type="spellEnd"/>
-      <w:r>
-        <w:rPr>
-          <w:shd w:val="clear" w:color="auto" w:fill="FFFFFF"/>
-        </w:rPr>
-        <w:t xml:space="preserve"> </w:t>
-      </w:r>
-      <w:proofErr w:type="spellStart"/>
-      <w:r>
-        <w:rPr>
-          <w:shd w:val="clear" w:color="auto" w:fill="FFFFFF"/>
-        </w:rPr>
-        <w:t>plastic</w:t>
-      </w:r>
-      <w:proofErr w:type="spellEnd"/>
-      <w:r>
-        <w:rPr>
-          <w:shd w:val="clear" w:color="auto" w:fill="FFFFFF"/>
-        </w:rPr>
-        <w:t xml:space="preserve">—Bio-Smart </w:t>
-      </w:r>
-      <w:proofErr w:type="spellStart"/>
-      <w:r>
-        <w:rPr>
-          <w:shd w:val="clear" w:color="auto" w:fill="FFFFFF"/>
-        </w:rPr>
-        <w:t>impresses</w:t>
-      </w:r>
-      <w:proofErr w:type="spellEnd"/>
-      <w:r>
-        <w:rPr>
-          <w:shd w:val="clear" w:color="auto" w:fill="FFFFFF"/>
-        </w:rPr>
-        <w:t xml:space="preserve"> </w:t>
-      </w:r>
-      <w:proofErr w:type="spellStart"/>
-      <w:r>
-        <w:rPr>
-          <w:shd w:val="clear" w:color="auto" w:fill="FFFFFF"/>
-        </w:rPr>
-        <w:t>with</w:t>
-      </w:r>
-      <w:proofErr w:type="spellEnd"/>
-      <w:r>
-        <w:rPr>
-          <w:shd w:val="clear" w:color="auto" w:fill="FFFFFF"/>
-        </w:rPr>
-        <w:t xml:space="preserve"> </w:t>
-      </w:r>
-      <w:proofErr w:type="spellStart"/>
-      <w:r>
-        <w:rPr>
-          <w:shd w:val="clear" w:color="auto" w:fill="FFFFFF"/>
-        </w:rPr>
-        <w:t>its</w:t>
-      </w:r>
-      <w:proofErr w:type="spellEnd"/>
-      <w:r>
-        <w:rPr>
-          <w:shd w:val="clear" w:color="auto" w:fill="FFFFFF"/>
-        </w:rPr>
-        <w:t xml:space="preserve"> </w:t>
-      </w:r>
-      <w:proofErr w:type="spellStart"/>
-      <w:r>
-        <w:rPr>
-          <w:shd w:val="clear" w:color="auto" w:fill="FFFFFF"/>
-        </w:rPr>
-        <w:t>life</w:t>
-      </w:r>
-      <w:proofErr w:type="spellEnd"/>
-      <w:r>
-        <w:rPr>
-          <w:shd w:val="clear" w:color="auto" w:fill="FFFFFF"/>
-        </w:rPr>
-        <w:t xml:space="preserve">-like </w:t>
-      </w:r>
-      <w:proofErr w:type="spellStart"/>
-      <w:r>
-        <w:rPr>
-          <w:shd w:val="clear" w:color="auto" w:fill="FFFFFF"/>
-        </w:rPr>
-        <w:t>properties.</w:t>
-      </w:r>
-    </w:p>
-    <w:p>
-      <w:pPr>
-        <w:rPr>
-          <w:i/>
-          <w:iCs/>
-          <w:shd w:val="clear" w:color="auto" w:fill="FFFFFF"/>
-          <w:lang w:val="en-US"/>
-        </w:rPr>
-      </w:pPr>
-      <w:proofErr w:type="spellEnd"/>
+      <w:r>
+        <w:rPr>
+          <w:shd w:val="clear" w:color="auto" w:fill="FFFFFF"/>
+          <w:lang w:val="en-US"/>
+        </w:rPr>
+        <w:t>Despite its environmentally harmful components</w:t>
+      </w:r>
+      <w:r>
+        <w:rPr>
+          <w:shd w:val="clear" w:color="auto" w:fill="FFFFFF"/>
+          <w:lang w:val="en-US"/>
+        </w:rPr>
+        <w:t xml:space="preserve">, </w:t>
+      </w:r>
+      <w:r>
+        <w:rPr>
+          <w:shd w:val="clear" w:color="auto" w:fill="FFFFFF"/>
+          <w:lang w:val="en-US"/>
+        </w:rPr>
+        <w:t>since it contains plastic</w:t>
+      </w:r>
+      <w:r>
+        <w:rPr>
+          <w:shd w:val="clear" w:color="auto" w:fill="FFFFFF"/>
+          <w:lang w:val="en-US"/>
+        </w:rPr>
+        <w:t xml:space="preserve">, </w:t>
+      </w:r>
+      <w:r>
+        <w:rPr>
+          <w:shd w:val="clear" w:color="auto" w:fill="FFFFFF"/>
+          <w:lang w:val="en-US"/>
+        </w:rPr>
+        <w:t>Bio-Smart impresses with its life-like properties.</w:t>
+      </w:r>
+    </w:p>
+    <w:p>
+      <w:pPr>
+        <w:rPr>
+          <w:i/>
+          <w:iCs/>
+          <w:shd w:val="clear" w:color="auto" w:fill="FFFFFF"/>
+          <w:lang w:val="en-US"/>
+        </w:rPr>
+      </w:pPr>
       <w:r>
         <w:rPr>
           <w:i/>
@@ -371,15 +220,17 @@
           <w:sz w:val="27"/>
           <w:szCs w:val="27"/>
           <w:shd w:val="clear" w:color="auto" w:fill="FFFFFF"/>
-        </w:rPr>
-      </w:pPr>
-      <w:r>
-        <w:rPr>
-          <w:rFonts w:cs="Arial"/>
-          <w:color w:val="000000"/>
-          <w:sz w:val="27"/>
-          <w:szCs w:val="27"/>
-          <w:shd w:val="clear" w:color="auto" w:fill="FFFFFF"/>
+          <w:lang w:val="en-US"/>
+        </w:rPr>
+      </w:pPr>
+      <w:r>
+        <w:rPr>
+          <w:rFonts w:cs="Arial"/>
+          <w:color w:val="000000"/>
+          <w:sz w:val="27"/>
+          <w:szCs w:val="27"/>
+          <w:shd w:val="clear" w:color="auto" w:fill="FFFFFF"/>
+          <w:lang w:val="en-US"/>
         </w:rPr>
         <w:t xml:space="preserve">Vignette 2 (Partition 3 + 5 </w:t>
       </w:r>
@@ -400,6 +251,7 @@
           <w:sz w:val="27"/>
           <w:szCs w:val="27"/>
           <w:shd w:val="clear" w:color="auto" w:fill="FFFFFF"/>
+          <w:lang w:val="en-US"/>
         </w:rPr>
         <w:t xml:space="preserve"> -0.1)</w:t>
       </w:r>
@@ -431,7 +283,7 @@
       </w:r>
       <w:r>
         <w:pict w14:anchorId="5FFCD475">
-          <v:rect id="_x0000_i1032" style="width:453.6pt;height:1.5pt" o:hralign="center" o:hrstd="t" o:hrnoshade="t" o:hr="t" fillcolor="#4472c4 [3204]" stroked="f"/>
+          <v:rect id="_x0000_i1026" style="width:453.6pt;height:1.5pt" o:hralign="center" o:hrstd="t" o:hrnoshade="t" o:hr="t" fillcolor="#4472c4 [3204]" stroked="f"/>
         </w:pict>
       </w:r>
     </w:p>
@@ -441,123 +293,17 @@
           <w:b/>
           <w:bCs/>
           <w:shd w:val="clear" w:color="auto" w:fill="FFFFFF"/>
-        </w:rPr>
-      </w:pPr>
-      <w:r>
-        <w:rPr>
-          <w:b/>
-          <w:bCs/>
-          <w:shd w:val="clear" w:color="auto" w:fill="FFFFFF"/>
-        </w:rPr>
-        <w:t xml:space="preserve">Bio-Smart </w:t>
-      </w:r>
-      <w:proofErr w:type="spellStart"/>
-      <w:r>
-        <w:rPr>
-          <w:b/>
-          <w:bCs/>
-          <w:shd w:val="clear" w:color="auto" w:fill="FFFFFF"/>
-        </w:rPr>
-        <w:t>is</w:t>
-      </w:r>
-      <w:proofErr w:type="spellEnd"/>
-      <w:r>
-        <w:rPr>
-          <w:b/>
-          <w:bCs/>
-          <w:shd w:val="clear" w:color="auto" w:fill="FFFFFF"/>
-        </w:rPr>
-        <w:t xml:space="preserve"> a high-</w:t>
-      </w:r>
-      <w:proofErr w:type="spellStart"/>
-      <w:r>
-        <w:rPr>
-          <w:b/>
-          <w:bCs/>
-          <w:shd w:val="clear" w:color="auto" w:fill="FFFFFF"/>
-        </w:rPr>
-        <w:t>maintenance</w:t>
-      </w:r>
-      <w:proofErr w:type="spellEnd"/>
-      <w:r>
-        <w:rPr>
-          <w:b/>
-          <w:bCs/>
-          <w:shd w:val="clear" w:color="auto" w:fill="FFFFFF"/>
-        </w:rPr>
-        <w:t xml:space="preserve">, </w:t>
-      </w:r>
-      <w:proofErr w:type="spellStart"/>
-      <w:r>
-        <w:rPr>
-          <w:b/>
-          <w:bCs/>
-          <w:shd w:val="clear" w:color="auto" w:fill="FFFFFF"/>
-        </w:rPr>
-        <w:t>yet</w:t>
-      </w:r>
-      <w:proofErr w:type="spellEnd"/>
-      <w:r>
-        <w:rPr>
-          <w:b/>
-          <w:bCs/>
-          <w:shd w:val="clear" w:color="auto" w:fill="FFFFFF"/>
-        </w:rPr>
-        <w:t xml:space="preserve"> </w:t>
-      </w:r>
-      <w:proofErr w:type="spellStart"/>
-      <w:r>
-        <w:rPr>
-          <w:b/>
-          <w:bCs/>
-          <w:shd w:val="clear" w:color="auto" w:fill="FFFFFF"/>
-        </w:rPr>
-        <w:t>energy-efficient</w:t>
-      </w:r>
-      <w:proofErr w:type="spellEnd"/>
-      <w:r>
-        <w:rPr>
-          <w:b/>
-          <w:bCs/>
-          <w:shd w:val="clear" w:color="auto" w:fill="FFFFFF"/>
-        </w:rPr>
-        <w:t xml:space="preserve"> </w:t>
-      </w:r>
-      <w:proofErr w:type="spellStart"/>
-      <w:r>
-        <w:rPr>
-          <w:b/>
-          <w:bCs/>
-          <w:shd w:val="clear" w:color="auto" w:fill="FFFFFF"/>
-        </w:rPr>
-        <w:t>building</w:t>
-      </w:r>
-      <w:proofErr w:type="spellEnd"/>
-      <w:r>
-        <w:rPr>
-          <w:b/>
-          <w:bCs/>
-          <w:shd w:val="clear" w:color="auto" w:fill="FFFFFF"/>
-        </w:rPr>
-        <w:t xml:space="preserve"> </w:t>
-      </w:r>
-      <w:proofErr w:type="spellStart"/>
-      <w:r>
-        <w:rPr>
-          <w:b/>
-          <w:bCs/>
-          <w:shd w:val="clear" w:color="auto" w:fill="FFFFFF"/>
-        </w:rPr>
-        <w:t>envelope</w:t>
-      </w:r>
-      <w:proofErr w:type="spellEnd"/>
-      <w:r>
-        <w:rPr>
-          <w:b/>
-          <w:bCs/>
-          <w:shd w:val="clear" w:color="auto" w:fill="FFFFFF"/>
-        </w:rPr>
-        <w:t>.</w:t>
+          <w:lang w:val="en-US"/>
+        </w:rPr>
+      </w:pPr>
+      <w:r>
+        <w:rPr>
+          <w:b/>
+          <w:bCs/>
+          <w:shd w:val="clear" w:color="auto" w:fill="FFFFFF"/>
+          <w:lang w:val="en-US"/>
+        </w:rPr>
+        <w:t>Bio-Smart is a high-maintenance, yet energy-efficient building envelope.</w:t>
       </w:r>
     </w:p>
     <w:p>
@@ -616,59 +362,65 @@
           <w:sz w:val="27"/>
           <w:szCs w:val="27"/>
           <w:shd w:val="clear" w:color="auto" w:fill="FFFFFF"/>
-        </w:rPr>
-      </w:pPr>
-    </w:p>
-    <w:p>
-      <w:pPr>
-        <w:rPr>
-          <w:rFonts w:cs="Arial"/>
-          <w:color w:val="000000"/>
-          <w:sz w:val="27"/>
-          <w:szCs w:val="27"/>
-          <w:shd w:val="clear" w:color="auto" w:fill="FFFFFF"/>
-        </w:rPr>
-      </w:pPr>
-    </w:p>
-    <w:p>
-      <w:pPr>
-        <w:rPr>
-          <w:rFonts w:cs="Arial"/>
-          <w:color w:val="000000"/>
-          <w:sz w:val="27"/>
-          <w:szCs w:val="27"/>
-          <w:shd w:val="clear" w:color="auto" w:fill="FFFFFF"/>
-        </w:rPr>
-      </w:pPr>
-    </w:p>
-    <w:p>
-      <w:pPr>
-        <w:rPr>
-          <w:rFonts w:cs="Arial"/>
-          <w:color w:val="000000"/>
-          <w:sz w:val="27"/>
-          <w:szCs w:val="27"/>
-          <w:shd w:val="clear" w:color="auto" w:fill="FFFFFF"/>
-        </w:rPr>
-      </w:pPr>
-    </w:p>
-    <w:p>
-      <w:pPr>
-        <w:rPr>
-          <w:rFonts w:cs="Arial"/>
-          <w:color w:val="000000"/>
-          <w:sz w:val="27"/>
-          <w:szCs w:val="27"/>
-          <w:shd w:val="clear" w:color="auto" w:fill="FFFFFF"/>
-        </w:rPr>
-      </w:pPr>
-      <w:r>
-        <w:rPr>
-          <w:rFonts w:cs="Arial"/>
-          <w:color w:val="000000"/>
-          <w:sz w:val="27"/>
-          <w:szCs w:val="27"/>
-          <w:shd w:val="clear" w:color="auto" w:fill="FFFFFF"/>
+          <w:lang w:val="en-US"/>
+        </w:rPr>
+      </w:pPr>
+    </w:p>
+    <w:p>
+      <w:pPr>
+        <w:rPr>
+          <w:rFonts w:cs="Arial"/>
+          <w:color w:val="000000"/>
+          <w:sz w:val="27"/>
+          <w:szCs w:val="27"/>
+          <w:shd w:val="clear" w:color="auto" w:fill="FFFFFF"/>
+          <w:lang w:val="en-US"/>
+        </w:rPr>
+      </w:pPr>
+    </w:p>
+    <w:p>
+      <w:pPr>
+        <w:rPr>
+          <w:rFonts w:cs="Arial"/>
+          <w:color w:val="000000"/>
+          <w:sz w:val="27"/>
+          <w:szCs w:val="27"/>
+          <w:shd w:val="clear" w:color="auto" w:fill="FFFFFF"/>
+          <w:lang w:val="en-US"/>
+        </w:rPr>
+      </w:pPr>
+    </w:p>
+    <w:p>
+      <w:pPr>
+        <w:rPr>
+          <w:rFonts w:cs="Arial"/>
+          <w:color w:val="000000"/>
+          <w:sz w:val="27"/>
+          <w:szCs w:val="27"/>
+          <w:shd w:val="clear" w:color="auto" w:fill="FFFFFF"/>
+          <w:lang w:val="en-US"/>
+        </w:rPr>
+      </w:pPr>
+    </w:p>
+    <w:p>
+      <w:pPr>
+        <w:rPr>
+          <w:rFonts w:cs="Arial"/>
+          <w:color w:val="000000"/>
+          <w:sz w:val="27"/>
+          <w:szCs w:val="27"/>
+          <w:shd w:val="clear" w:color="auto" w:fill="FFFFFF"/>
+          <w:lang w:val="en-US"/>
+        </w:rPr>
+      </w:pPr>
+      <w:r>
+        <w:rPr>
+          <w:rFonts w:cs="Arial"/>
+          <w:color w:val="000000"/>
+          <w:sz w:val="27"/>
+          <w:szCs w:val="27"/>
+          <w:shd w:val="clear" w:color="auto" w:fill="FFFFFF"/>
+          <w:lang w:val="en-US"/>
         </w:rPr>
         <w:lastRenderedPageBreak/>
         <w:t xml:space="preserve">Vignette 3 (Partition 1 + 6 </w:t>
@@ -690,6 +442,7 @@
           <w:sz w:val="27"/>
           <w:szCs w:val="27"/>
           <w:shd w:val="clear" w:color="auto" w:fill="FFFFFF"/>
+          <w:lang w:val="en-US"/>
         </w:rPr>
         <w:t xml:space="preserve"> 0.55)</w:t>
       </w:r>
@@ -714,7 +467,7 @@
       </w:r>
       <w:r>
         <w:pict w14:anchorId="016F6FA3">
-          <v:rect id="_x0000_i1033" style="width:453.6pt;height:1.5pt" o:hralign="center" o:hrstd="t" o:hrnoshade="t" o:hr="t" fillcolor="#4472c4 [3204]" stroked="f"/>
+          <v:rect id="_x0000_i1027" style="width:453.6pt;height:1.5pt" o:hralign="center" o:hrstd="t" o:hrnoshade="t" o:hr="t" fillcolor="#4472c4 [3204]" stroked="f"/>
         </w:pict>
       </w:r>
     </w:p>
@@ -728,201 +481,21 @@
           <w:sz w:val="27"/>
           <w:szCs w:val="27"/>
           <w:shd w:val="clear" w:color="auto" w:fill="FFFFFF"/>
-        </w:rPr>
-      </w:pPr>
-      <w:r>
-        <w:rPr>
-          <w:rFonts w:cs="Arial"/>
-          <w:b/>
-          <w:bCs/>
-          <w:color w:val="000000"/>
-          <w:sz w:val="27"/>
-          <w:szCs w:val="27"/>
-          <w:shd w:val="clear" w:color="auto" w:fill="FFFFFF"/>
-        </w:rPr>
-        <w:t xml:space="preserve">Bio-Smart </w:t>
-      </w:r>
-      <w:proofErr w:type="spellStart"/>
-      <w:r>
-        <w:rPr>
-          <w:rFonts w:cs="Arial"/>
-          <w:b/>
-          <w:bCs/>
-          <w:color w:val="000000"/>
-          <w:sz w:val="27"/>
-          <w:szCs w:val="27"/>
-          <w:shd w:val="clear" w:color="auto" w:fill="FFFFFF"/>
-        </w:rPr>
-        <w:t>responds</w:t>
-      </w:r>
-      <w:proofErr w:type="spellEnd"/>
-      <w:r>
-        <w:rPr>
-          <w:rFonts w:cs="Arial"/>
-          <w:b/>
-          <w:bCs/>
-          <w:color w:val="000000"/>
-          <w:sz w:val="27"/>
-          <w:szCs w:val="27"/>
-          <w:shd w:val="clear" w:color="auto" w:fill="FFFFFF"/>
-        </w:rPr>
-        <w:t xml:space="preserve"> </w:t>
-      </w:r>
-      <w:proofErr w:type="spellStart"/>
-      <w:r>
-        <w:rPr>
-          <w:rFonts w:cs="Arial"/>
-          <w:b/>
-          <w:bCs/>
-          <w:color w:val="000000"/>
-          <w:sz w:val="27"/>
-          <w:szCs w:val="27"/>
-          <w:shd w:val="clear" w:color="auto" w:fill="FFFFFF"/>
-        </w:rPr>
-        <w:t>with</w:t>
-      </w:r>
-      <w:proofErr w:type="spellEnd"/>
-      <w:r>
-        <w:rPr>
-          <w:rFonts w:cs="Arial"/>
-          <w:b/>
-          <w:bCs/>
-          <w:color w:val="000000"/>
-          <w:sz w:val="27"/>
-          <w:szCs w:val="27"/>
-          <w:shd w:val="clear" w:color="auto" w:fill="FFFFFF"/>
-        </w:rPr>
-        <w:t xml:space="preserve"> </w:t>
-      </w:r>
-      <w:proofErr w:type="spellStart"/>
-      <w:r>
-        <w:rPr>
-          <w:rFonts w:cs="Arial"/>
-          <w:b/>
-          <w:bCs/>
-          <w:color w:val="000000"/>
-          <w:sz w:val="27"/>
-          <w:szCs w:val="27"/>
-          <w:shd w:val="clear" w:color="auto" w:fill="FFFFFF"/>
-        </w:rPr>
-        <w:t>active</w:t>
-      </w:r>
-      <w:proofErr w:type="spellEnd"/>
-      <w:r>
-        <w:rPr>
-          <w:rFonts w:cs="Arial"/>
-          <w:b/>
-          <w:bCs/>
-          <w:color w:val="000000"/>
-          <w:sz w:val="27"/>
-          <w:szCs w:val="27"/>
-          <w:shd w:val="clear" w:color="auto" w:fill="FFFFFF"/>
-        </w:rPr>
-        <w:t xml:space="preserve"> and passive </w:t>
-      </w:r>
-      <w:proofErr w:type="spellStart"/>
-      <w:r>
-        <w:rPr>
-          <w:rFonts w:cs="Arial"/>
-          <w:b/>
-          <w:bCs/>
-          <w:color w:val="000000"/>
-          <w:sz w:val="27"/>
-          <w:szCs w:val="27"/>
-          <w:shd w:val="clear" w:color="auto" w:fill="FFFFFF"/>
-        </w:rPr>
-        <w:t>shape</w:t>
-      </w:r>
-      <w:proofErr w:type="spellEnd"/>
-      <w:r>
-        <w:rPr>
-          <w:rFonts w:cs="Arial"/>
-          <w:b/>
-          <w:bCs/>
-          <w:color w:val="000000"/>
-          <w:sz w:val="27"/>
-          <w:szCs w:val="27"/>
-          <w:shd w:val="clear" w:color="auto" w:fill="FFFFFF"/>
-        </w:rPr>
-        <w:t xml:space="preserve"> </w:t>
-      </w:r>
-      <w:proofErr w:type="spellStart"/>
-      <w:r>
-        <w:rPr>
-          <w:rFonts w:cs="Arial"/>
-          <w:b/>
-          <w:bCs/>
-          <w:color w:val="000000"/>
-          <w:sz w:val="27"/>
-          <w:szCs w:val="27"/>
-          <w:shd w:val="clear" w:color="auto" w:fill="FFFFFF"/>
-        </w:rPr>
-        <w:t>changes</w:t>
-      </w:r>
-      <w:proofErr w:type="spellEnd"/>
-      <w:r>
-        <w:rPr>
-          <w:rFonts w:cs="Arial"/>
-          <w:b/>
-          <w:bCs/>
-          <w:color w:val="000000"/>
-          <w:sz w:val="27"/>
-          <w:szCs w:val="27"/>
-          <w:shd w:val="clear" w:color="auto" w:fill="FFFFFF"/>
-        </w:rPr>
-        <w:t xml:space="preserve"> due </w:t>
-      </w:r>
-      <w:proofErr w:type="spellStart"/>
-      <w:r>
-        <w:rPr>
-          <w:rFonts w:cs="Arial"/>
-          <w:b/>
-          <w:bCs/>
-          <w:color w:val="000000"/>
-          <w:sz w:val="27"/>
-          <w:szCs w:val="27"/>
-          <w:shd w:val="clear" w:color="auto" w:fill="FFFFFF"/>
-        </w:rPr>
-        <w:t>to</w:t>
-      </w:r>
-      <w:proofErr w:type="spellEnd"/>
-      <w:r>
-        <w:rPr>
-          <w:rFonts w:cs="Arial"/>
-          <w:b/>
-          <w:bCs/>
-          <w:color w:val="000000"/>
-          <w:sz w:val="27"/>
-          <w:szCs w:val="27"/>
-          <w:shd w:val="clear" w:color="auto" w:fill="FFFFFF"/>
-        </w:rPr>
-        <w:t xml:space="preserve"> environmental </w:t>
-      </w:r>
-      <w:proofErr w:type="spellStart"/>
-      <w:r>
-        <w:rPr>
-          <w:rFonts w:cs="Arial"/>
-          <w:b/>
-          <w:bCs/>
-          <w:color w:val="000000"/>
-          <w:sz w:val="27"/>
-          <w:szCs w:val="27"/>
-          <w:shd w:val="clear" w:color="auto" w:fill="FFFFFF"/>
-        </w:rPr>
-        <w:t>influences</w:t>
-      </w:r>
-      <w:proofErr w:type="spellEnd"/>
-      <w:r>
-        <w:rPr>
-          <w:rFonts w:cs="Arial"/>
-          <w:b/>
-          <w:bCs/>
-          <w:color w:val="000000"/>
-          <w:sz w:val="27"/>
-          <w:szCs w:val="27"/>
-          <w:shd w:val="clear" w:color="auto" w:fill="FFFFFF"/>
-        </w:rPr>
-        <w:t>.</w:t>
+          <w:lang w:val="en-US"/>
+        </w:rPr>
+      </w:pPr>
+      <w:r>
+        <w:rPr>
+          <w:rFonts w:cs="Arial"/>
+          <w:b/>
+          <w:bCs/>
+          <w:color w:val="000000"/>
+          <w:sz w:val="27"/>
+          <w:szCs w:val="27"/>
+          <w:shd w:val="clear" w:color="auto" w:fill="FFFFFF"/>
+          <w:lang w:val="en-US"/>
+        </w:rPr>
+        <w:t>Bio-Smart responds with active and passive shape changes due to environmental influences.</w:t>
       </w:r>
     </w:p>
     <w:p>
@@ -974,15 +547,17 @@
           <w:sz w:val="27"/>
           <w:szCs w:val="27"/>
           <w:shd w:val="clear" w:color="auto" w:fill="FFFFFF"/>
-        </w:rPr>
-      </w:pPr>
-      <w:r>
-        <w:rPr>
-          <w:rFonts w:cs="Arial"/>
-          <w:color w:val="000000"/>
-          <w:sz w:val="27"/>
-          <w:szCs w:val="27"/>
-          <w:shd w:val="clear" w:color="auto" w:fill="FFFFFF"/>
+          <w:lang w:val="en-US"/>
+        </w:rPr>
+      </w:pPr>
+      <w:r>
+        <w:rPr>
+          <w:rFonts w:cs="Arial"/>
+          <w:color w:val="000000"/>
+          <w:sz w:val="27"/>
+          <w:szCs w:val="27"/>
+          <w:shd w:val="clear" w:color="auto" w:fill="FFFFFF"/>
+          <w:lang w:val="en-US"/>
         </w:rPr>
         <w:t xml:space="preserve">Vignette 4 (Partition 1 + 5 </w:t>
       </w:r>
@@ -1003,6 +578,7 @@
           <w:sz w:val="27"/>
           <w:szCs w:val="27"/>
           <w:shd w:val="clear" w:color="auto" w:fill="FFFFFF"/>
+          <w:lang w:val="en-US"/>
         </w:rPr>
         <w:t xml:space="preserve"> 0.95)</w:t>
       </w:r>
@@ -1027,7 +603,7 @@
       </w:r>
       <w:r>
         <w:pict w14:anchorId="2B1A7F9B">
-          <v:rect id="_x0000_i1034" style="width:453.6pt;height:1.5pt" o:hralign="center" o:hrstd="t" o:hrnoshade="t" o:hr="t" fillcolor="#4472c4 [3204]" stroked="f"/>
+          <v:rect id="_x0000_i1028" style="width:453.6pt;height:1.5pt" o:hralign="center" o:hrstd="t" o:hrnoshade="t" o:hr="t" fillcolor="#4472c4 [3204]" stroked="f"/>
         </w:pict>
       </w:r>
     </w:p>
@@ -1036,95 +612,24 @@
         <w:rPr>
           <w:b/>
           <w:bCs/>
-        </w:rPr>
-      </w:pPr>
-      <w:r>
-        <w:rPr>
-          <w:b/>
-          <w:bCs/>
-        </w:rPr>
-        <w:t xml:space="preserve">Bio-Smart </w:t>
-      </w:r>
-      <w:proofErr w:type="spellStart"/>
-      <w:r>
-        <w:rPr>
-          <w:b/>
-          <w:bCs/>
-        </w:rPr>
-        <w:t>enables</w:t>
-      </w:r>
-      <w:proofErr w:type="spellEnd"/>
-      <w:r>
-        <w:rPr>
-          <w:b/>
-          <w:bCs/>
-        </w:rPr>
-        <w:t xml:space="preserve"> </w:t>
-      </w:r>
-      <w:proofErr w:type="spellStart"/>
-      <w:r>
-        <w:rPr>
-          <w:b/>
-          <w:bCs/>
-        </w:rPr>
-        <w:t>autonomous</w:t>
-      </w:r>
-      <w:proofErr w:type="spellEnd"/>
-      <w:r>
-        <w:rPr>
-          <w:b/>
-          <w:bCs/>
-        </w:rPr>
-        <w:t xml:space="preserve"> </w:t>
-      </w:r>
-      <w:proofErr w:type="spellStart"/>
-      <w:r>
-        <w:rPr>
-          <w:b/>
-          <w:bCs/>
-        </w:rPr>
-        <w:t>adaptation</w:t>
-      </w:r>
-      <w:proofErr w:type="spellEnd"/>
-      <w:r>
-        <w:rPr>
-          <w:b/>
-          <w:bCs/>
-        </w:rPr>
-        <w:t xml:space="preserve"> </w:t>
-      </w:r>
-      <w:proofErr w:type="spellStart"/>
-      <w:r>
-        <w:rPr>
-          <w:b/>
-          <w:bCs/>
-        </w:rPr>
-        <w:t>to</w:t>
-      </w:r>
-      <w:proofErr w:type="spellEnd"/>
-      <w:r>
-        <w:rPr>
-          <w:b/>
-          <w:bCs/>
-        </w:rPr>
-        <w:t xml:space="preserve"> environmental </w:t>
-      </w:r>
-      <w:proofErr w:type="spellStart"/>
-      <w:r>
-        <w:rPr>
-          <w:b/>
-          <w:bCs/>
-        </w:rPr>
-        <w:t>influences.</w:t>
-      </w:r>
-    </w:p>
-    <w:p>
-      <w:pPr>
-        <w:rPr>
-          <w:lang w:val="en-US"/>
-        </w:rPr>
-      </w:pPr>
-      <w:proofErr w:type="spellEnd"/>
+          <w:lang w:val="en-US"/>
+        </w:rPr>
+      </w:pPr>
+      <w:r>
+        <w:rPr>
+          <w:b/>
+          <w:bCs/>
+          <w:lang w:val="en-US"/>
+        </w:rPr>
+        <w:t>Bio-Smart enables autonomous adaptation to environmental influences.</w:t>
+      </w:r>
+    </w:p>
+    <w:p>
+      <w:pPr>
+        <w:rPr>
+          <w:lang w:val="en-US"/>
+        </w:rPr>
+      </w:pPr>
       <w:r>
         <w:rPr>
           <w:lang w:val="en-US"/>
@@ -1238,7 +743,7 @@
       </w:r>
       <w:r>
         <w:pict w14:anchorId="329E2A6A">
-          <v:rect id="_x0000_i1035" style="width:453.6pt;height:1.5pt" o:hralign="center" o:hrstd="t" o:hrnoshade="t" o:hr="t" fillcolor="#4472c4 [3204]" stroked="f"/>
+          <v:rect id="_x0000_i1029" style="width:453.6pt;height:1.5pt" o:hralign="center" o:hrstd="t" o:hrnoshade="t" o:hr="t" fillcolor="#4472c4 [3204]" stroked="f"/>
         </w:pict>
       </w:r>
     </w:p>
@@ -1368,7 +873,7 @@
           <w:bCs/>
         </w:rPr>
         <w:pict w14:anchorId="78CDDFF6">
-          <v:rect id="_x0000_i1036" style="width:453.6pt;height:1.5pt" o:hralign="center" o:hrstd="t" o:hrnoshade="t" o:hr="t" fillcolor="#4472c4 [3204]" stroked="f"/>
+          <v:rect id="_x0000_i1030" style="width:453.6pt;height:1.5pt" o:hralign="center" o:hrstd="t" o:hrnoshade="t" o:hr="t" fillcolor="#4472c4 [3204]" stroked="f"/>
         </w:pict>
       </w:r>
     </w:p>
@@ -1416,58 +921,58 @@
           <w:lang w:val="en-US"/>
         </w:rPr>
         <w:t>The innovation of a self-repairing facade contributes to sustainable development.</w:t>
+      </w:r>
+    </w:p>
+    <w:p>
+      <w:pPr>
+        <w:rPr>
+          <w:shd w:val="clear" w:color="auto" w:fill="FFFFFF"/>
+          <w:lang w:val="en-US"/>
+        </w:rPr>
+      </w:pPr>
+    </w:p>
+    <w:p>
+      <w:pPr>
+        <w:rPr>
+          <w:shd w:val="clear" w:color="auto" w:fill="FFFFFF"/>
+          <w:lang w:val="en-US"/>
+        </w:rPr>
+      </w:pPr>
+      <w:r>
+        <w:rPr>
+          <w:shd w:val="clear" w:color="auto" w:fill="FFFFFF"/>
+          <w:lang w:val="en-US"/>
+        </w:rPr>
+        <w:br/>
+      </w:r>
+      <w:r>
+        <w:rPr>
+          <w:shd w:val="clear" w:color="auto" w:fill="FFFFFF"/>
+          <w:lang w:val="en-US"/>
+        </w:rPr>
+        <w:br/>
+      </w:r>
+    </w:p>
+    <w:p>
+      <w:pPr>
+        <w:spacing w:line="259" w:lineRule="auto"/>
+        <w:rPr>
+          <w:shd w:val="clear" w:color="auto" w:fill="FFFFFF"/>
+          <w:lang w:val="en-US"/>
+        </w:rPr>
+      </w:pPr>
+      <w:r>
+        <w:rPr>
+          <w:shd w:val="clear" w:color="auto" w:fill="FFFFFF"/>
+          <w:lang w:val="en-US"/>
+        </w:rPr>
+        <w:br w:type="page"/>
       </w:r>
       <w:bookmarkStart w:id="0" w:name="_GoBack"/>
       <w:bookmarkEnd w:id="0"/>
     </w:p>
     <w:p>
       <w:pPr>
-        <w:rPr>
-          <w:shd w:val="clear" w:color="auto" w:fill="FFFFFF"/>
-          <w:lang w:val="en-US"/>
-        </w:rPr>
-      </w:pPr>
-    </w:p>
-    <w:p>
-      <w:pPr>
-        <w:rPr>
-          <w:shd w:val="clear" w:color="auto" w:fill="FFFFFF"/>
-          <w:lang w:val="en-US"/>
-        </w:rPr>
-      </w:pPr>
-      <w:r>
-        <w:rPr>
-          <w:shd w:val="clear" w:color="auto" w:fill="FFFFFF"/>
-          <w:lang w:val="en-US"/>
-        </w:rPr>
-        <w:br/>
-      </w:r>
-      <w:r>
-        <w:rPr>
-          <w:shd w:val="clear" w:color="auto" w:fill="FFFFFF"/>
-          <w:lang w:val="en-US"/>
-        </w:rPr>
-        <w:br/>
-      </w:r>
-    </w:p>
-    <w:p>
-      <w:pPr>
-        <w:spacing w:line="259" w:lineRule="auto"/>
-        <w:rPr>
-          <w:shd w:val="clear" w:color="auto" w:fill="FFFFFF"/>
-          <w:lang w:val="en-US"/>
-        </w:rPr>
-      </w:pPr>
-      <w:r>
-        <w:rPr>
-          <w:shd w:val="clear" w:color="auto" w:fill="FFFFFF"/>
-          <w:lang w:val="en-US"/>
-        </w:rPr>
-        <w:br w:type="page"/>
-      </w:r>
-    </w:p>
-    <w:p>
-      <w:pPr>
         <w:pStyle w:val="Titel"/>
         <w:rPr>
           <w:shd w:val="clear" w:color="auto" w:fill="FFFFFF"/>
@@ -1692,7 +1197,7 @@
     <w:p>
       <w:r>
         <w:pict w14:anchorId="7C443E67">
-          <v:rect id="_x0000_i1025" style="width:453.6pt;height:1.5pt" o:hralign="center" o:hrstd="t" o:hrnoshade="t" o:hr="t" fillcolor="#4472c4 [3204]" stroked="f"/>
+          <v:rect id="_x0000_i1031" style="width:453.6pt;height:1.5pt" o:hralign="center" o:hrstd="t" o:hrnoshade="t" o:hr="t" fillcolor="#4472c4 [3204]" stroked="f"/>
         </w:pict>
       </w:r>
     </w:p>
@@ -2069,7 +1574,7 @@
       </w:pPr>
       <w:r>
         <w:pict w14:anchorId="070105D6">
-          <v:rect id="_x0000_i1026" style="width:453.6pt;height:1.5pt" o:hralign="center" o:hrstd="t" o:hrnoshade="t" o:hr="t" fillcolor="#4472c4 [3204]" stroked="f"/>
+          <v:rect id="_x0000_i1032" style="width:453.6pt;height:1.5pt" o:hralign="center" o:hrstd="t" o:hrnoshade="t" o:hr="t" fillcolor="#4472c4 [3204]" stroked="f"/>
         </w:pict>
       </w:r>
     </w:p>
@@ -2401,7 +1906,7 @@
     <w:p>
       <w:r>
         <w:pict w14:anchorId="53B73D0C">
-          <v:rect id="_x0000_i1027" style="width:453.6pt;height:1.5pt" o:hralign="center" o:hrstd="t" o:hrnoshade="t" o:hr="t" fillcolor="#4472c4 [3204]" stroked="f"/>
+          <v:rect id="_x0000_i1033" style="width:453.6pt;height:1.5pt" o:hralign="center" o:hrstd="t" o:hrnoshade="t" o:hr="t" fillcolor="#4472c4 [3204]" stroked="f"/>
         </w:pict>
       </w:r>
     </w:p>
@@ -2835,7 +2340,7 @@
     <w:p>
       <w:r>
         <w:pict w14:anchorId="25E2D979">
-          <v:rect id="_x0000_i1028" style="width:453.6pt;height:1.5pt" o:hralign="center" o:hrstd="t" o:hrnoshade="t" o:hr="t" fillcolor="#4472c4 [3204]" stroked="f"/>
+          <v:rect id="_x0000_i1034" style="width:453.6pt;height:1.5pt" o:hralign="center" o:hrstd="t" o:hrnoshade="t" o:hr="t" fillcolor="#4472c4 [3204]" stroked="f"/>
         </w:pict>
       </w:r>
     </w:p>
@@ -3047,7 +2552,7 @@
     <w:p>
       <w:r>
         <w:pict w14:anchorId="089DDA1A">
-          <v:rect id="_x0000_i1029" style="width:453.6pt;height:1.5pt" o:hralign="center" o:hrstd="t" o:hrnoshade="t" o:hr="t" fillcolor="#4472c4 [3204]" stroked="f"/>
+          <v:rect id="_x0000_i1035" style="width:453.6pt;height:1.5pt" o:hralign="center" o:hrstd="t" o:hrnoshade="t" o:hr="t" fillcolor="#4472c4 [3204]" stroked="f"/>
         </w:pict>
       </w:r>
     </w:p>
@@ -3423,7 +2928,7 @@
           <w:bCs/>
         </w:rPr>
         <w:pict w14:anchorId="515069DE">
-          <v:rect id="_x0000_i1030" style="width:453.6pt;height:1.5pt" o:hralign="center" o:hrstd="t" o:hrnoshade="t" o:hr="t" fillcolor="#4472c4 [3204]" stroked="f"/>
+          <v:rect id="_x0000_i1036" style="width:453.6pt;height:1.5pt" o:hralign="center" o:hrstd="t" o:hrnoshade="t" o:hr="t" fillcolor="#4472c4 [3204]" stroked="f"/>
         </w:pict>
       </w:r>
     </w:p>
